--- a/fuentes/CFA_03_13450093_DU.docx
+++ b/fuentes/CFA_03_13450093_DU.docx
@@ -600,12 +600,12 @@
         <w:br w:type="page"/>
       </w:r>
     </w:p>
-    <w:bookmarkStart w:id="0" w:name="_Toc204961082" w:displacedByCustomXml="next"/>
-    <w:bookmarkStart w:id="1" w:name="_Toc202252585" w:displacedByCustomXml="next"/>
-    <w:bookmarkStart w:id="2" w:name="_Toc201749865" w:displacedByCustomXml="next"/>
-    <w:bookmarkStart w:id="3" w:name="_Toc197031159" w:displacedByCustomXml="next"/>
-    <w:bookmarkStart w:id="4" w:name="_Toc199143298" w:displacedByCustomXml="next"/>
-    <w:bookmarkStart w:id="5" w:name="_Toc201884702" w:displacedByCustomXml="next"/>
+    <w:bookmarkStart w:id="0" w:name="_Toc201884702" w:displacedByCustomXml="next"/>
+    <w:bookmarkStart w:id="1" w:name="_Toc199143298" w:displacedByCustomXml="next"/>
+    <w:bookmarkStart w:id="2" w:name="_Toc197031159" w:displacedByCustomXml="next"/>
+    <w:bookmarkStart w:id="3" w:name="_Toc201749865" w:displacedByCustomXml="next"/>
+    <w:bookmarkStart w:id="4" w:name="_Toc202252585" w:displacedByCustomXml="next"/>
+    <w:bookmarkStart w:id="5" w:name="_Toc204961082" w:displacedByCustomXml="next"/>
     <w:sdt>
       <w:sdtPr>
         <w:rPr>
@@ -4486,8 +4486,13 @@
         <w:pStyle w:val="ListParagraph"/>
         <w:ind w:firstLine="0"/>
       </w:pPr>
-      <w:r>
-        <w:t>La asertividad implica comunicar lo que se puede y lo que no se puede hacer, con claridad y respeto:</w:t>
+      <w:proofErr w:type="gramStart"/>
+      <w:r>
+        <w:t>La asertividad</w:t>
+      </w:r>
+      <w:proofErr w:type="gramEnd"/>
+      <w:r>
+        <w:t xml:space="preserve"> implica comunicar lo que se puede y lo que no se puede hacer, con claridad y respeto:</w:t>
       </w:r>
     </w:p>
     <w:p>
@@ -5622,7 +5627,7 @@
               <w:ind w:firstLine="0"/>
             </w:pPr>
             <w:r>
-              <w:t>1.2. Procedimiento para modificar afiliación al SGSSS</w:t>
+              <w:t>2. Portabilidad en el sistema de salud colombiano</w:t>
             </w:r>
             <w:r>
               <w:t>.</w:t>
@@ -5639,7 +5644,7 @@
               <w:ind w:firstLine="0"/>
             </w:pPr>
             <w:r>
-              <w:t>Ecosistema de Recurso Educativos SENA. (2025, 3 de junio). Orientación al usuario en el proceso de afiliación y registro de novedades del servicio de salud [Video]. YouTube.  </w:t>
+              <w:t>Ministerio de Salud y Protección Social. (202, 15 de mayo). Sistema de Salud Colombiano Regímenes de salud [Video]. YouTube.</w:t>
             </w:r>
           </w:p>
         </w:tc>
@@ -5657,6 +5662,9 @@
             </w:r>
             <w:r>
               <w:t>.</w:t>
+            </w:r>
+            <w:r>
+              <w:t> </w:t>
             </w:r>
           </w:p>
         </w:tc>
@@ -5674,84 +5682,6 @@
                 <w:rPr>
                   <w:rStyle w:val="Hyperlink"/>
                 </w:rPr>
-                <w:t>https://www.youtube.com/watch?v=0HeR3rr7l5U</w:t>
-              </w:r>
-            </w:hyperlink>
-            <w:r>
-              <w:t>  </w:t>
-            </w:r>
-          </w:p>
-        </w:tc>
-      </w:tr>
-      <w:tr>
-        <w:trPr>
-          <w:cnfStyle w:val="000000100000" w:firstRow="0" w:lastRow="0" w:firstColumn="0" w:lastColumn="0" w:oddVBand="0" w:evenVBand="0" w:oddHBand="1" w:evenHBand="0" w:firstRowFirstColumn="0" w:firstRowLastColumn="0" w:lastRowFirstColumn="0" w:lastRowLastColumn="0"/>
-        </w:trPr>
-        <w:tc>
-          <w:tcPr>
-            <w:tcW w:w="1980" w:type="dxa"/>
-            <w:vAlign w:val="center"/>
-          </w:tcPr>
-          <w:p>
-            <w:pPr>
-              <w:ind w:firstLine="0"/>
-            </w:pPr>
-            <w:r>
-              <w:t>2. Portabilidad en el sistema de salud colombiano</w:t>
-            </w:r>
-            <w:r>
-              <w:t>.</w:t>
-            </w:r>
-          </w:p>
-        </w:tc>
-        <w:tc>
-          <w:tcPr>
-            <w:tcW w:w="3119" w:type="dxa"/>
-            <w:vAlign w:val="center"/>
-          </w:tcPr>
-          <w:p>
-            <w:pPr>
-              <w:ind w:firstLine="0"/>
-            </w:pPr>
-            <w:r>
-              <w:t>Ministerio de Salud y Protección Social. (202, 15 de mayo). Sistema de Salud Colombiano Regímenes de salud [Video]. YouTube.</w:t>
-            </w:r>
-          </w:p>
-        </w:tc>
-        <w:tc>
-          <w:tcPr>
-            <w:tcW w:w="2268" w:type="dxa"/>
-            <w:vAlign w:val="center"/>
-          </w:tcPr>
-          <w:p>
-            <w:pPr>
-              <w:ind w:firstLine="0"/>
-            </w:pPr>
-            <w:r>
-              <w:t>Video</w:t>
-            </w:r>
-            <w:r>
-              <w:t>.</w:t>
-            </w:r>
-            <w:r>
-              <w:t> </w:t>
-            </w:r>
-          </w:p>
-        </w:tc>
-        <w:tc>
-          <w:tcPr>
-            <w:tcW w:w="2879" w:type="dxa"/>
-            <w:vAlign w:val="center"/>
-          </w:tcPr>
-          <w:p>
-            <w:pPr>
-              <w:ind w:firstLine="0"/>
-            </w:pPr>
-            <w:hyperlink r:id="rId19" w:history="1">
-              <w:r>
-                <w:rPr>
-                  <w:rStyle w:val="Hyperlink"/>
-                </w:rPr>
                 <w:t>https://www.youtube.com/watch?v=z91giRwDma4</w:t>
               </w:r>
             </w:hyperlink>
@@ -5944,7 +5874,7 @@
       <w:r>
         <w:t xml:space="preserve">Congreso de Colombia. (2011). Ley 1438 de 2011: Por medio de la cual se reforma el Sistema General de Seguridad Social en Salud y se dictan otras disposiciones. Diario Oficial No. 47.957. </w:t>
       </w:r>
-      <w:hyperlink r:id="rId20" w:tgtFrame="_blank" w:history="1">
+      <w:hyperlink r:id="rId19" w:tgtFrame="_blank" w:history="1">
         <w:r>
           <w:rPr>
             <w:rStyle w:val="Hyperlink"/>
@@ -5960,7 +5890,7 @@
       <w:r>
         <w:t xml:space="preserve"> Función Pública. (1991). Constitución Política de Colombia. </w:t>
       </w:r>
-      <w:hyperlink r:id="rId21" w:tgtFrame="_blank" w:history="1">
+      <w:hyperlink r:id="rId20" w:tgtFrame="_blank" w:history="1">
         <w:r>
           <w:rPr>
             <w:rStyle w:val="Hyperlink"/>
@@ -5976,7 +5906,7 @@
       <w:r>
         <w:t xml:space="preserve"> Función Pública. (2013). Decreto 1683 de 2013: Por el cual se reglamenta el artículo 22 de la Ley 1438 de 2011 sobre portabilidad nacional en el Sistema General de Seguridad Social en Salud. </w:t>
       </w:r>
-      <w:hyperlink r:id="rId22" w:tgtFrame="_blank" w:history="1">
+      <w:hyperlink r:id="rId21" w:tgtFrame="_blank" w:history="1">
         <w:r>
           <w:rPr>
             <w:rStyle w:val="Hyperlink"/>
@@ -5992,7 +5922,7 @@
       <w:r>
         <w:t xml:space="preserve"> Función Pública. (2016). Decreto 780 de 2016: Por medio del cual se expide el Decreto Único Reglamentario del Sector Salud y Protección Social. </w:t>
       </w:r>
-      <w:hyperlink r:id="rId23" w:tgtFrame="_blank" w:history="1">
+      <w:hyperlink r:id="rId22" w:tgtFrame="_blank" w:history="1">
         <w:r>
           <w:rPr>
             <w:rStyle w:val="Hyperlink"/>
@@ -6008,7 +5938,7 @@
       <w:r>
         <w:t xml:space="preserve"> Ministerio de Salud y protección Social. (2007). Ley 1122 de 2007: Por la cual se hacen algunas modificaciones en el Sistema General de Seguridad Social en Salud y se dictan otras disposiciones. </w:t>
       </w:r>
-      <w:hyperlink r:id="rId24" w:tgtFrame="_blank" w:history="1">
+      <w:hyperlink r:id="rId23" w:tgtFrame="_blank" w:history="1">
         <w:r>
           <w:rPr>
             <w:rStyle w:val="Hyperlink"/>
@@ -6028,7 +5958,7 @@
         <w:lastRenderedPageBreak/>
         <w:t xml:space="preserve">personas privadas de la libertad bajo la custodia y vigilancia del INPEC. </w:t>
       </w:r>
-      <w:hyperlink r:id="rId25" w:tgtFrame="_blank" w:history="1">
+      <w:hyperlink r:id="rId24" w:tgtFrame="_blank" w:history="1">
         <w:r>
           <w:rPr>
             <w:rStyle w:val="Hyperlink"/>
@@ -6170,6 +6100,7 @@
                 <w:szCs w:val="28"/>
               </w:rPr>
             </w:pPr>
+            <w:proofErr w:type="spellStart"/>
             <w:r>
               <w:rPr>
                 <w:rFonts w:asciiTheme="minorHAnsi" w:hAnsiTheme="minorHAnsi" w:cstheme="minorHAnsi"/>
@@ -6177,7 +6108,17 @@
                 <w:sz w:val="28"/>
                 <w:szCs w:val="28"/>
               </w:rPr>
-              <w:t>Milady Tatiana Villamil Castellanos</w:t>
+              <w:t>Milady</w:t>
+            </w:r>
+            <w:proofErr w:type="spellEnd"/>
+            <w:r>
+              <w:rPr>
+                <w:rFonts w:asciiTheme="minorHAnsi" w:hAnsiTheme="minorHAnsi" w:cstheme="minorHAnsi"/>
+                <w:color w:val="000000"/>
+                <w:sz w:val="28"/>
+                <w:szCs w:val="28"/>
+              </w:rPr>
+              <w:t xml:space="preserve"> Tatiana Villamil Castellanos</w:t>
             </w:r>
           </w:p>
         </w:tc>
@@ -6257,7 +6198,47 @@
                 <w:sz w:val="28"/>
                 <w:szCs w:val="28"/>
               </w:rPr>
-              <w:t>Diana Rocio Possos Beltrán</w:t>
+              <w:t xml:space="preserve">Diana </w:t>
+            </w:r>
+            <w:proofErr w:type="spellStart"/>
+            <w:r>
+              <w:rPr>
+                <w:rFonts w:asciiTheme="minorHAnsi" w:hAnsiTheme="minorHAnsi" w:cstheme="minorHAnsi"/>
+                <w:color w:val="000000"/>
+                <w:sz w:val="28"/>
+                <w:szCs w:val="28"/>
+              </w:rPr>
+              <w:t>Rocio</w:t>
+            </w:r>
+            <w:proofErr w:type="spellEnd"/>
+            <w:r>
+              <w:rPr>
+                <w:rFonts w:asciiTheme="minorHAnsi" w:hAnsiTheme="minorHAnsi" w:cstheme="minorHAnsi"/>
+                <w:color w:val="000000"/>
+                <w:sz w:val="28"/>
+                <w:szCs w:val="28"/>
+              </w:rPr>
+              <w:t xml:space="preserve"> </w:t>
+            </w:r>
+            <w:proofErr w:type="spellStart"/>
+            <w:r>
+              <w:rPr>
+                <w:rFonts w:asciiTheme="minorHAnsi" w:hAnsiTheme="minorHAnsi" w:cstheme="minorHAnsi"/>
+                <w:color w:val="000000"/>
+                <w:sz w:val="28"/>
+                <w:szCs w:val="28"/>
+              </w:rPr>
+              <w:t>Possos</w:t>
+            </w:r>
+            <w:proofErr w:type="spellEnd"/>
+            <w:r>
+              <w:rPr>
+                <w:rFonts w:asciiTheme="minorHAnsi" w:hAnsiTheme="minorHAnsi" w:cstheme="minorHAnsi"/>
+                <w:color w:val="000000"/>
+                <w:sz w:val="28"/>
+                <w:szCs w:val="28"/>
+              </w:rPr>
+              <w:t xml:space="preserve"> Beltrán</w:t>
             </w:r>
           </w:p>
         </w:tc>
@@ -6907,7 +6888,27 @@
                 <w:sz w:val="28"/>
                 <w:szCs w:val="28"/>
               </w:rPr>
-              <w:t xml:space="preserve">Diego Fernando Velasco Güiza </w:t>
+              <w:t xml:space="preserve">Diego Fernando Velasco </w:t>
+            </w:r>
+            <w:proofErr w:type="spellStart"/>
+            <w:r>
+              <w:rPr>
+                <w:rFonts w:asciiTheme="minorHAnsi" w:hAnsiTheme="minorHAnsi" w:cstheme="minorHAnsi"/>
+                <w:color w:val="000000"/>
+                <w:sz w:val="28"/>
+                <w:szCs w:val="28"/>
+              </w:rPr>
+              <w:t>Güiza</w:t>
+            </w:r>
+            <w:proofErr w:type="spellEnd"/>
+            <w:r>
+              <w:rPr>
+                <w:rFonts w:asciiTheme="minorHAnsi" w:hAnsiTheme="minorHAnsi" w:cstheme="minorHAnsi"/>
+                <w:color w:val="000000"/>
+                <w:sz w:val="28"/>
+                <w:szCs w:val="28"/>
+              </w:rPr>
+              <w:t xml:space="preserve"> </w:t>
             </w:r>
           </w:p>
         </w:tc>
@@ -7153,8 +7154,19 @@
                 <w:szCs w:val="28"/>
               </w:rPr>
               <w:lastRenderedPageBreak/>
-              <w:t>Ernesto Navarro Jaimes</w:t>
-            </w:r>
+              <w:t xml:space="preserve">Ernesto Navarro </w:t>
+            </w:r>
+            <w:proofErr w:type="spellStart"/>
+            <w:r>
+              <w:rPr>
+                <w:rFonts w:asciiTheme="minorHAnsi" w:hAnsiTheme="minorHAnsi" w:cstheme="minorHAnsi"/>
+                <w:color w:val="000000"/>
+                <w:sz w:val="28"/>
+                <w:szCs w:val="28"/>
+              </w:rPr>
+              <w:t>Jaimes</w:t>
+            </w:r>
+            <w:proofErr w:type="spellEnd"/>
           </w:p>
         </w:tc>
         <w:tc>
@@ -7428,8 +7440,8 @@
       </w:pPr>
     </w:p>
     <w:sectPr>
-      <w:headerReference w:type="default" r:id="rId26"/>
-      <w:footerReference w:type="default" r:id="rId27"/>
+      <w:headerReference w:type="default" r:id="rId25"/>
+      <w:footerReference w:type="default" r:id="rId26"/>
       <w:pgSz w:w="12240" w:h="15840"/>
       <w:pgMar w:top="1701" w:right="1134" w:bottom="1134" w:left="1134" w:header="709" w:footer="737" w:gutter="0"/>
       <w:pgNumType w:start="1"/>
@@ -12174,133 +12186,133 @@
       </w:pPr>
     </w:lvl>
   </w:abstractNum>
-  <w:num w:numId="1" w16cid:durableId="760763734">
+  <w:num w:numId="1" w16cid:durableId="1556547255">
     <w:abstractNumId w:val="0"/>
   </w:num>
-  <w:num w:numId="2" w16cid:durableId="271985916">
+  <w:num w:numId="2" w16cid:durableId="826942441">
     <w:abstractNumId w:val="25"/>
   </w:num>
-  <w:num w:numId="3" w16cid:durableId="1247302884">
+  <w:num w:numId="3" w16cid:durableId="1792941060">
     <w:abstractNumId w:val="15"/>
   </w:num>
-  <w:num w:numId="4" w16cid:durableId="760030584">
+  <w:num w:numId="4" w16cid:durableId="427046289">
     <w:abstractNumId w:val="23"/>
   </w:num>
-  <w:num w:numId="5" w16cid:durableId="1250505936">
+  <w:num w:numId="5" w16cid:durableId="68968027">
     <w:abstractNumId w:val="41"/>
   </w:num>
-  <w:num w:numId="6" w16cid:durableId="1894122208">
+  <w:num w:numId="6" w16cid:durableId="32852102">
     <w:abstractNumId w:val="28"/>
   </w:num>
-  <w:num w:numId="7" w16cid:durableId="1529634304">
+  <w:num w:numId="7" w16cid:durableId="1648240522">
     <w:abstractNumId w:val="32"/>
   </w:num>
-  <w:num w:numId="8" w16cid:durableId="721172841">
+  <w:num w:numId="8" w16cid:durableId="1128473523">
     <w:abstractNumId w:val="22"/>
   </w:num>
-  <w:num w:numId="9" w16cid:durableId="1026253083">
+  <w:num w:numId="9" w16cid:durableId="823005897">
     <w:abstractNumId w:val="6"/>
   </w:num>
-  <w:num w:numId="10" w16cid:durableId="564680127">
+  <w:num w:numId="10" w16cid:durableId="274486386">
     <w:abstractNumId w:val="2"/>
   </w:num>
-  <w:num w:numId="11" w16cid:durableId="446120941">
+  <w:num w:numId="11" w16cid:durableId="560285986">
     <w:abstractNumId w:val="26"/>
   </w:num>
-  <w:num w:numId="12" w16cid:durableId="421026564">
+  <w:num w:numId="12" w16cid:durableId="163328754">
     <w:abstractNumId w:val="10"/>
   </w:num>
-  <w:num w:numId="13" w16cid:durableId="807166558">
+  <w:num w:numId="13" w16cid:durableId="1353457372">
     <w:abstractNumId w:val="17"/>
   </w:num>
-  <w:num w:numId="14" w16cid:durableId="1924294576">
+  <w:num w:numId="14" w16cid:durableId="200944834">
     <w:abstractNumId w:val="39"/>
   </w:num>
-  <w:num w:numId="15" w16cid:durableId="805203729">
+  <w:num w:numId="15" w16cid:durableId="2016955278">
     <w:abstractNumId w:val="16"/>
   </w:num>
-  <w:num w:numId="16" w16cid:durableId="103304173">
+  <w:num w:numId="16" w16cid:durableId="89282671">
     <w:abstractNumId w:val="31"/>
   </w:num>
-  <w:num w:numId="17" w16cid:durableId="488247890">
+  <w:num w:numId="17" w16cid:durableId="71515871">
     <w:abstractNumId w:val="8"/>
   </w:num>
-  <w:num w:numId="18" w16cid:durableId="1022168848">
+  <w:num w:numId="18" w16cid:durableId="1776438201">
     <w:abstractNumId w:val="27"/>
   </w:num>
-  <w:num w:numId="19" w16cid:durableId="1275405504">
+  <w:num w:numId="19" w16cid:durableId="1478262212">
     <w:abstractNumId w:val="35"/>
   </w:num>
-  <w:num w:numId="20" w16cid:durableId="801339882">
+  <w:num w:numId="20" w16cid:durableId="173419375">
     <w:abstractNumId w:val="24"/>
   </w:num>
-  <w:num w:numId="21" w16cid:durableId="2135058095">
+  <w:num w:numId="21" w16cid:durableId="31460281">
     <w:abstractNumId w:val="11"/>
   </w:num>
-  <w:num w:numId="22" w16cid:durableId="1632858811">
+  <w:num w:numId="22" w16cid:durableId="1272543613">
     <w:abstractNumId w:val="14"/>
   </w:num>
-  <w:num w:numId="23" w16cid:durableId="1446121984">
+  <w:num w:numId="23" w16cid:durableId="101194210">
     <w:abstractNumId w:val="37"/>
   </w:num>
-  <w:num w:numId="24" w16cid:durableId="604076031">
+  <w:num w:numId="24" w16cid:durableId="1997958019">
     <w:abstractNumId w:val="29"/>
   </w:num>
-  <w:num w:numId="25" w16cid:durableId="371927236">
+  <w:num w:numId="25" w16cid:durableId="1073548230">
     <w:abstractNumId w:val="9"/>
   </w:num>
-  <w:num w:numId="26" w16cid:durableId="1755584277">
+  <w:num w:numId="26" w16cid:durableId="1050033809">
     <w:abstractNumId w:val="42"/>
   </w:num>
-  <w:num w:numId="27" w16cid:durableId="355037200">
+  <w:num w:numId="27" w16cid:durableId="2146727260">
     <w:abstractNumId w:val="40"/>
   </w:num>
-  <w:num w:numId="28" w16cid:durableId="85273670">
+  <w:num w:numId="28" w16cid:durableId="2041662344">
     <w:abstractNumId w:val="36"/>
   </w:num>
-  <w:num w:numId="29" w16cid:durableId="1362244071">
+  <w:num w:numId="29" w16cid:durableId="534275956">
     <w:abstractNumId w:val="30"/>
   </w:num>
-  <w:num w:numId="30" w16cid:durableId="921333408">
+  <w:num w:numId="30" w16cid:durableId="256913945">
     <w:abstractNumId w:val="20"/>
   </w:num>
-  <w:num w:numId="31" w16cid:durableId="1927575561">
+  <w:num w:numId="31" w16cid:durableId="719355589">
     <w:abstractNumId w:val="38"/>
   </w:num>
-  <w:num w:numId="32" w16cid:durableId="305859724">
+  <w:num w:numId="32" w16cid:durableId="890531058">
     <w:abstractNumId w:val="34"/>
   </w:num>
-  <w:num w:numId="33" w16cid:durableId="1106925474">
+  <w:num w:numId="33" w16cid:durableId="1245066897">
     <w:abstractNumId w:val="7"/>
   </w:num>
-  <w:num w:numId="34" w16cid:durableId="786240764">
+  <w:num w:numId="34" w16cid:durableId="1642617318">
     <w:abstractNumId w:val="3"/>
   </w:num>
-  <w:num w:numId="35" w16cid:durableId="843975494">
+  <w:num w:numId="35" w16cid:durableId="562956783">
     <w:abstractNumId w:val="21"/>
   </w:num>
-  <w:num w:numId="36" w16cid:durableId="1328094567">
+  <w:num w:numId="36" w16cid:durableId="1221012659">
     <w:abstractNumId w:val="13"/>
   </w:num>
-  <w:num w:numId="37" w16cid:durableId="354312224">
+  <w:num w:numId="37" w16cid:durableId="243733442">
     <w:abstractNumId w:val="33"/>
   </w:num>
-  <w:num w:numId="38" w16cid:durableId="1484078128">
+  <w:num w:numId="38" w16cid:durableId="845292720">
     <w:abstractNumId w:val="1"/>
   </w:num>
-  <w:num w:numId="39" w16cid:durableId="1332879620">
+  <w:num w:numId="39" w16cid:durableId="757407923">
     <w:abstractNumId w:val="5"/>
   </w:num>
-  <w:num w:numId="40" w16cid:durableId="1969118152">
+  <w:num w:numId="40" w16cid:durableId="259875616">
     <w:abstractNumId w:val="18"/>
   </w:num>
-  <w:num w:numId="41" w16cid:durableId="1778401274">
+  <w:num w:numId="41" w16cid:durableId="1986275915">
     <w:abstractNumId w:val="19"/>
   </w:num>
-  <w:num w:numId="42" w16cid:durableId="71389078">
+  <w:num w:numId="42" w16cid:durableId="37240017">
     <w:abstractNumId w:val="4"/>
   </w:num>
-  <w:num w:numId="43" w16cid:durableId="1834830515">
+  <w:num w:numId="43" w16cid:durableId="1901553308">
     <w:abstractNumId w:val="12"/>
   </w:num>
   <w:numIdMacAtCleanup w:val="23"/>
@@ -14579,8 +14591,8 @@
 <file path=customXml/item1.xml><?xml version="1.0" encoding="utf-8"?>
 <p:properties xmlns:p="http://schemas.microsoft.com/office/2006/metadata/properties" xmlns:xsi="http://www.w3.org/2001/XMLSchema-instance" xmlns:pc="http://schemas.microsoft.com/office/infopath/2007/PartnerControls">
   <documentManagement>
-    <TaxCatchAll xmlns="cb45339b-ced9-4d0d-8f64-77573914d53b" xsi:nil="true"/>
-    <lcf76f155ced4ddcb4097134ff3c332f xmlns="43a3ca16-9c26-4813-b83f-4aec9927b43f">
+    <TaxCatchAll xmlns="2c0ff4f8-6664-4eb8-8bb0-965f2536cb1b" xsi:nil="true"/>
+    <lcf76f155ced4ddcb4097134ff3c332f xmlns="2b6b437a-5846-4934-ac66-7de06297595b">
       <Terms xmlns="http://schemas.microsoft.com/office/infopath/2007/PartnerControls"/>
     </lcf76f155ced4ddcb4097134ff3c332f>
   </documentManagement>
@@ -14601,30 +14613,26 @@
 </file>
 
 <file path=customXml/item4.xml><?xml version="1.0" encoding="utf-8"?>
-<ct:contentTypeSchema xmlns:ct="http://schemas.microsoft.com/office/2006/metadata/contentType" xmlns:ma="http://schemas.microsoft.com/office/2006/metadata/properties/metaAttributes" ct:_="" ma:_="" ma:contentTypeName="Documento" ma:contentTypeID="0x01010049282E1EDBE9234EA9E6D38F720E265F" ma:contentTypeVersion="15" ma:contentTypeDescription="Crear nuevo documento." ma:contentTypeScope="" ma:versionID="b31c7aa9eaf043a08b87120b3c4916e3">
-  <xsd:schema xmlns:xsd="http://www.w3.org/2001/XMLSchema" xmlns:xs="http://www.w3.org/2001/XMLSchema" xmlns:p="http://schemas.microsoft.com/office/2006/metadata/properties" xmlns:ns2="cb45339b-ced9-4d0d-8f64-77573914d53b" xmlns:ns3="43a3ca16-9c26-4813-b83f-4aec9927b43f" targetNamespace="http://schemas.microsoft.com/office/2006/metadata/properties" ma:root="true" ma:fieldsID="3533d065b04d75c457075bc55f1f5315" ns2:_="" ns3:_="">
-    <xsd:import namespace="cb45339b-ced9-4d0d-8f64-77573914d53b"/>
-    <xsd:import namespace="43a3ca16-9c26-4813-b83f-4aec9927b43f"/>
+<ct:contentTypeSchema xmlns:ct="http://schemas.microsoft.com/office/2006/metadata/contentType" xmlns:ma="http://schemas.microsoft.com/office/2006/metadata/properties/metaAttributes" ct:_="" ma:_="" ma:contentTypeName="Documento" ma:contentTypeID="0x010100FD531872C7CE554584EF00C37E403D8B" ma:contentTypeVersion="11" ma:contentTypeDescription="Crear nuevo documento." ma:contentTypeScope="" ma:versionID="524590e4425367f1d713ab8e501490bd">
+  <xsd:schema xmlns:xsd="http://www.w3.org/2001/XMLSchema" xmlns:xs="http://www.w3.org/2001/XMLSchema" xmlns:p="http://schemas.microsoft.com/office/2006/metadata/properties" xmlns:ns2="2b6b437a-5846-4934-ac66-7de06297595b" xmlns:ns3="2c0ff4f8-6664-4eb8-8bb0-965f2536cb1b" targetNamespace="http://schemas.microsoft.com/office/2006/metadata/properties" ma:root="true" ma:fieldsID="8abf30de0900198c15000067d854456b" ns2:_="" ns3:_="">
+    <xsd:import namespace="2b6b437a-5846-4934-ac66-7de06297595b"/>
+    <xsd:import namespace="2c0ff4f8-6664-4eb8-8bb0-965f2536cb1b"/>
     <xsd:element name="properties">
       <xsd:complexType>
         <xsd:sequence>
           <xsd:element name="documentManagement">
             <xsd:complexType>
               <xsd:all>
-                <xsd:element ref="ns2:SharedWithUsers" minOccurs="0"/>
-                <xsd:element ref="ns2:SharedWithDetails" minOccurs="0"/>
-                <xsd:element ref="ns3:MediaServiceMetadata" minOccurs="0"/>
-                <xsd:element ref="ns3:MediaServiceFastMetadata" minOccurs="0"/>
-                <xsd:element ref="ns3:MediaServiceDateTaken" minOccurs="0"/>
-                <xsd:element ref="ns3:MediaServiceObjectDetectorVersions" minOccurs="0"/>
-                <xsd:element ref="ns3:MediaLengthInSeconds" minOccurs="0"/>
-                <xsd:element ref="ns3:MediaServiceLocation" minOccurs="0"/>
-                <xsd:element ref="ns3:MediaServiceGenerationTime" minOccurs="0"/>
-                <xsd:element ref="ns3:MediaServiceEventHashCode" minOccurs="0"/>
-                <xsd:element ref="ns3:lcf76f155ced4ddcb4097134ff3c332f" minOccurs="0"/>
-                <xsd:element ref="ns2:TaxCatchAll" minOccurs="0"/>
-                <xsd:element ref="ns3:MediaServiceOCR" minOccurs="0"/>
-                <xsd:element ref="ns3:MediaServiceSearchProperties" minOccurs="0"/>
+                <xsd:element ref="ns2:MediaServiceMetadata" minOccurs="0"/>
+                <xsd:element ref="ns2:MediaServiceFastMetadata" minOccurs="0"/>
+                <xsd:element ref="ns2:MediaServiceSearchProperties" minOccurs="0"/>
+                <xsd:element ref="ns2:MediaServiceDateTaken" minOccurs="0"/>
+                <xsd:element ref="ns2:lcf76f155ced4ddcb4097134ff3c332f" minOccurs="0"/>
+                <xsd:element ref="ns3:TaxCatchAll" minOccurs="0"/>
+                <xsd:element ref="ns2:MediaServiceOCR" minOccurs="0"/>
+                <xsd:element ref="ns2:MediaServiceGenerationTime" minOccurs="0"/>
+                <xsd:element ref="ns2:MediaServiceEventHashCode" minOccurs="0"/>
+                <xsd:element ref="ns2:MediaLengthInSeconds" minOccurs="0"/>
               </xsd:all>
             </xsd:complexType>
           </xsd:element>
@@ -14632,78 +14640,41 @@
       </xsd:complexType>
     </xsd:element>
   </xsd:schema>
-  <xsd:schema xmlns:xsd="http://www.w3.org/2001/XMLSchema" xmlns:xs="http://www.w3.org/2001/XMLSchema" xmlns:dms="http://schemas.microsoft.com/office/2006/documentManagement/types" xmlns:pc="http://schemas.microsoft.com/office/infopath/2007/PartnerControls" targetNamespace="cb45339b-ced9-4d0d-8f64-77573914d53b" elementFormDefault="qualified">
+  <xsd:schema xmlns:xsd="http://www.w3.org/2001/XMLSchema" xmlns:xs="http://www.w3.org/2001/XMLSchema" xmlns:dms="http://schemas.microsoft.com/office/2006/documentManagement/types" xmlns:pc="http://schemas.microsoft.com/office/infopath/2007/PartnerControls" targetNamespace="2b6b437a-5846-4934-ac66-7de06297595b" elementFormDefault="qualified">
     <xsd:import namespace="http://schemas.microsoft.com/office/2006/documentManagement/types"/>
     <xsd:import namespace="http://schemas.microsoft.com/office/infopath/2007/PartnerControls"/>
-    <xsd:element name="SharedWithUsers" ma:index="8" nillable="true" ma:displayName="Compartido con" ma:internalName="SharedWithUsers" ma:readOnly="true">
+    <xsd:element name="MediaServiceMetadata" ma:index="8" nillable="true" ma:displayName="MediaServiceMetadata" ma:hidden="true" ma:internalName="MediaServiceMetadata" ma:readOnly="true">
+      <xsd:simpleType>
+        <xsd:restriction base="dms:Note"/>
+      </xsd:simpleType>
+    </xsd:element>
+    <xsd:element name="MediaServiceFastMetadata" ma:index="9" nillable="true" ma:displayName="MediaServiceFastMetadata" ma:hidden="true" ma:internalName="MediaServiceFastMetadata" ma:readOnly="true">
+      <xsd:simpleType>
+        <xsd:restriction base="dms:Note"/>
+      </xsd:simpleType>
+    </xsd:element>
+    <xsd:element name="MediaServiceSearchProperties" ma:index="10" nillable="true" ma:displayName="MediaServiceSearchProperties" ma:hidden="true" ma:internalName="MediaServiceSearchProperties" ma:readOnly="true">
+      <xsd:simpleType>
+        <xsd:restriction base="dms:Note"/>
+      </xsd:simpleType>
+    </xsd:element>
+    <xsd:element name="MediaServiceDateTaken" ma:index="11" nillable="true" ma:displayName="MediaServiceDateTaken" ma:hidden="true" ma:indexed="true" ma:internalName="MediaServiceDateTaken" ma:readOnly="true">
+      <xsd:simpleType>
+        <xsd:restriction base="dms:Text"/>
+      </xsd:simpleType>
+    </xsd:element>
+    <xsd:element name="lcf76f155ced4ddcb4097134ff3c332f" ma:index="13" nillable="true" ma:taxonomy="true" ma:internalName="lcf76f155ced4ddcb4097134ff3c332f" ma:taxonomyFieldName="MediaServiceImageTags" ma:displayName="Etiquetas de imagen" ma:readOnly="false" ma:fieldId="{5cf76f15-5ced-4ddc-b409-7134ff3c332f}" ma:taxonomyMulti="true" ma:sspId="d33c8c81-5745-4931-bcc4-c2aeafe86780" ma:termSetId="09814cd3-568e-fe90-9814-8d621ff8fb84" ma:anchorId="fba54fb3-c3e1-fe81-a776-ca4b69148c4d" ma:open="true" ma:isKeyword="false">
       <xsd:complexType>
-        <xsd:complexContent>
-          <xsd:extension base="dms:UserMulti">
-            <xsd:sequence>
-              <xsd:element name="UserInfo" minOccurs="0" maxOccurs="unbounded">
-                <xsd:complexType>
-                  <xsd:sequence>
-                    <xsd:element name="DisplayName" type="xsd:string" minOccurs="0"/>
-                    <xsd:element name="AccountId" type="dms:UserId" minOccurs="0" nillable="true"/>
-                    <xsd:element name="AccountType" type="xsd:string" minOccurs="0"/>
-                  </xsd:sequence>
-                </xsd:complexType>
-              </xsd:element>
-            </xsd:sequence>
-          </xsd:extension>
-        </xsd:complexContent>
+        <xsd:sequence>
+          <xsd:element ref="pc:Terms" minOccurs="0" maxOccurs="1"/>
+        </xsd:sequence>
       </xsd:complexType>
     </xsd:element>
-    <xsd:element name="SharedWithDetails" ma:index="9" nillable="true" ma:displayName="Detalles de uso compartido" ma:internalName="SharedWithDetails" ma:readOnly="true">
+    <xsd:element name="MediaServiceOCR" ma:index="15" nillable="true" ma:displayName="Extracted Text" ma:internalName="MediaServiceOCR" ma:readOnly="true">
       <xsd:simpleType>
         <xsd:restriction base="dms:Note">
           <xsd:maxLength value="255"/>
         </xsd:restriction>
-      </xsd:simpleType>
-    </xsd:element>
-    <xsd:element name="TaxCatchAll" ma:index="20" nillable="true" ma:displayName="Taxonomy Catch All Column" ma:hidden="true" ma:list="{2f40a149-578b-41a1-8845-c88bc1831770}" ma:internalName="TaxCatchAll" ma:showField="CatchAllData" ma:web="cb45339b-ced9-4d0d-8f64-77573914d53b">
-      <xsd:complexType>
-        <xsd:complexContent>
-          <xsd:extension base="dms:MultiChoiceLookup">
-            <xsd:sequence>
-              <xsd:element name="Value" type="dms:Lookup" maxOccurs="unbounded" minOccurs="0" nillable="true"/>
-            </xsd:sequence>
-          </xsd:extension>
-        </xsd:complexContent>
-      </xsd:complexType>
-    </xsd:element>
-  </xsd:schema>
-  <xsd:schema xmlns:xsd="http://www.w3.org/2001/XMLSchema" xmlns:xs="http://www.w3.org/2001/XMLSchema" xmlns:dms="http://schemas.microsoft.com/office/2006/documentManagement/types" xmlns:pc="http://schemas.microsoft.com/office/infopath/2007/PartnerControls" targetNamespace="43a3ca16-9c26-4813-b83f-4aec9927b43f" elementFormDefault="qualified">
-    <xsd:import namespace="http://schemas.microsoft.com/office/2006/documentManagement/types"/>
-    <xsd:import namespace="http://schemas.microsoft.com/office/infopath/2007/PartnerControls"/>
-    <xsd:element name="MediaServiceMetadata" ma:index="10" nillable="true" ma:displayName="MediaServiceMetadata" ma:hidden="true" ma:internalName="MediaServiceMetadata" ma:readOnly="true">
-      <xsd:simpleType>
-        <xsd:restriction base="dms:Note"/>
-      </xsd:simpleType>
-    </xsd:element>
-    <xsd:element name="MediaServiceFastMetadata" ma:index="11" nillable="true" ma:displayName="MediaServiceFastMetadata" ma:hidden="true" ma:internalName="MediaServiceFastMetadata" ma:readOnly="true">
-      <xsd:simpleType>
-        <xsd:restriction base="dms:Note"/>
-      </xsd:simpleType>
-    </xsd:element>
-    <xsd:element name="MediaServiceDateTaken" ma:index="12" nillable="true" ma:displayName="MediaServiceDateTaken" ma:hidden="true" ma:indexed="true" ma:internalName="MediaServiceDateTaken" ma:readOnly="true">
-      <xsd:simpleType>
-        <xsd:restriction base="dms:Text"/>
-      </xsd:simpleType>
-    </xsd:element>
-    <xsd:element name="MediaServiceObjectDetectorVersions" ma:index="13" nillable="true" ma:displayName="MediaServiceObjectDetectorVersions" ma:hidden="true" ma:indexed="true" ma:internalName="MediaServiceObjectDetectorVersions" ma:readOnly="true">
-      <xsd:simpleType>
-        <xsd:restriction base="dms:Text"/>
-      </xsd:simpleType>
-    </xsd:element>
-    <xsd:element name="MediaLengthInSeconds" ma:index="14" nillable="true" ma:displayName="MediaLengthInSeconds" ma:hidden="true" ma:internalName="MediaLengthInSeconds" ma:readOnly="true">
-      <xsd:simpleType>
-        <xsd:restriction base="dms:Unknown"/>
-      </xsd:simpleType>
-    </xsd:element>
-    <xsd:element name="MediaServiceLocation" ma:index="15" nillable="true" ma:displayName="Location" ma:indexed="true" ma:internalName="MediaServiceLocation" ma:readOnly="true">
-      <xsd:simpleType>
-        <xsd:restriction base="dms:Text"/>
       </xsd:simpleType>
     </xsd:element>
     <xsd:element name="MediaServiceGenerationTime" ma:index="16" nillable="true" ma:displayName="MediaServiceGenerationTime" ma:hidden="true" ma:internalName="MediaServiceGenerationTime" ma:readOnly="true">
@@ -14716,24 +14687,25 @@
         <xsd:restriction base="dms:Text"/>
       </xsd:simpleType>
     </xsd:element>
-    <xsd:element name="lcf76f155ced4ddcb4097134ff3c332f" ma:index="19" nillable="true" ma:taxonomy="true" ma:internalName="lcf76f155ced4ddcb4097134ff3c332f" ma:taxonomyFieldName="MediaServiceImageTags" ma:displayName="Etiquetas de imagen" ma:readOnly="false" ma:fieldId="{5cf76f15-5ced-4ddc-b409-7134ff3c332f}" ma:taxonomyMulti="true" ma:sspId="d33c8c81-5745-4931-bcc4-c2aeafe86780" ma:termSetId="09814cd3-568e-fe90-9814-8d621ff8fb84" ma:anchorId="fba54fb3-c3e1-fe81-a776-ca4b69148c4d" ma:open="true" ma:isKeyword="false">
-      <xsd:complexType>
-        <xsd:sequence>
-          <xsd:element ref="pc:Terms" minOccurs="0" maxOccurs="1"/>
-        </xsd:sequence>
-      </xsd:complexType>
-    </xsd:element>
-    <xsd:element name="MediaServiceOCR" ma:index="21" nillable="true" ma:displayName="Extracted Text" ma:internalName="MediaServiceOCR" ma:readOnly="true">
+    <xsd:element name="MediaLengthInSeconds" ma:index="18" nillable="true" ma:displayName="MediaLengthInSeconds" ma:hidden="true" ma:internalName="MediaLengthInSeconds" ma:readOnly="true">
       <xsd:simpleType>
-        <xsd:restriction base="dms:Note">
-          <xsd:maxLength value="255"/>
-        </xsd:restriction>
+        <xsd:restriction base="dms:Unknown"/>
       </xsd:simpleType>
     </xsd:element>
-    <xsd:element name="MediaServiceSearchProperties" ma:index="22" nillable="true" ma:displayName="MediaServiceSearchProperties" ma:hidden="true" ma:internalName="MediaServiceSearchProperties" ma:readOnly="true">
-      <xsd:simpleType>
-        <xsd:restriction base="dms:Note"/>
-      </xsd:simpleType>
+  </xsd:schema>
+  <xsd:schema xmlns:xsd="http://www.w3.org/2001/XMLSchema" xmlns:xs="http://www.w3.org/2001/XMLSchema" xmlns:dms="http://schemas.microsoft.com/office/2006/documentManagement/types" xmlns:pc="http://schemas.microsoft.com/office/infopath/2007/PartnerControls" targetNamespace="2c0ff4f8-6664-4eb8-8bb0-965f2536cb1b" elementFormDefault="qualified">
+    <xsd:import namespace="http://schemas.microsoft.com/office/2006/documentManagement/types"/>
+    <xsd:import namespace="http://schemas.microsoft.com/office/infopath/2007/PartnerControls"/>
+    <xsd:element name="TaxCatchAll" ma:index="14" nillable="true" ma:displayName="Taxonomy Catch All Column" ma:hidden="true" ma:list="{b1b51f16-9315-4d91-a842-b6a7513aaa38}" ma:internalName="TaxCatchAll" ma:showField="CatchAllData" ma:web="2c0ff4f8-6664-4eb8-8bb0-965f2536cb1b">
+      <xsd:complexType>
+        <xsd:complexContent>
+          <xsd:extension base="dms:MultiChoiceLookup">
+            <xsd:sequence>
+              <xsd:element name="Value" type="dms:Lookup" maxOccurs="unbounded" minOccurs="0" nillable="true"/>
+            </xsd:sequence>
+          </xsd:extension>
+        </xsd:complexContent>
+      </xsd:complexType>
     </xsd:element>
   </xsd:schema>
   <xsd:schema xmlns="http://schemas.openxmlformats.org/package/2006/metadata/core-properties" xmlns:xsd="http://www.w3.org/2001/XMLSchema" xmlns:xsi="http://www.w3.org/2001/XMLSchema-instance" xmlns:dc="http://purl.org/dc/elements/1.1/" xmlns:dcterms="http://purl.org/dc/terms/" xmlns:odoc="http://schemas.microsoft.com/internal/obd" targetNamespace="http://schemas.openxmlformats.org/package/2006/metadata/core-properties" elementFormDefault="qualified" attributeFormDefault="unqualified" blockDefault="#all">
@@ -14836,12 +14808,12 @@
 </file>
 
 <file path=customXml/itemProps1.xml><?xml version="1.0" encoding="utf-8"?>
-<ds:datastoreItem xmlns:ds="http://schemas.openxmlformats.org/officeDocument/2006/customXml" ds:itemID="{4FBF1B8F-04E8-4F47-94C9-555FDAD6AF16}">
+<ds:datastoreItem xmlns:ds="http://schemas.openxmlformats.org/officeDocument/2006/customXml" ds:itemID="{03C73837-D645-4BBF-AD6D-274E9817D552}">
   <ds:schemaRefs>
     <ds:schemaRef ds:uri="http://schemas.microsoft.com/office/2006/metadata/properties"/>
     <ds:schemaRef ds:uri="http://schemas.microsoft.com/office/infopath/2007/PartnerControls"/>
-    <ds:schemaRef ds:uri="cb45339b-ced9-4d0d-8f64-77573914d53b"/>
-    <ds:schemaRef ds:uri="43a3ca16-9c26-4813-b83f-4aec9927b43f"/>
+    <ds:schemaRef ds:uri="2c0ff4f8-6664-4eb8-8bb0-965f2536cb1b"/>
+    <ds:schemaRef ds:uri="2b6b437a-5846-4934-ac66-7de06297595b"/>
   </ds:schemaRefs>
 </ds:datastoreItem>
 </file>
@@ -14855,7 +14827,7 @@
 </file>
 
 <file path=customXml/itemProps3.xml><?xml version="1.0" encoding="utf-8"?>
-<ds:datastoreItem xmlns:ds="http://schemas.openxmlformats.org/officeDocument/2006/customXml" ds:itemID="{C2516613-FCEF-49DF-BB6C-E165C2FA729A}">
+<ds:datastoreItem xmlns:ds="http://schemas.openxmlformats.org/officeDocument/2006/customXml" ds:itemID="{A9ECFB86-E7CB-4F9D-A411-BAF05B331E9A}">
   <ds:schemaRefs>
     <ds:schemaRef ds:uri="http://schemas.microsoft.com/sharepoint/v3/contenttype/forms"/>
   </ds:schemaRefs>
@@ -14863,14 +14835,14 @@
 </file>
 
 <file path=customXml/itemProps4.xml><?xml version="1.0" encoding="utf-8"?>
-<ds:datastoreItem xmlns:ds="http://schemas.openxmlformats.org/officeDocument/2006/customXml" ds:itemID="{AB8776B6-1C14-4453-B912-8F28779673C7}">
+<ds:datastoreItem xmlns:ds="http://schemas.openxmlformats.org/officeDocument/2006/customXml" ds:itemID="{331A42DD-495C-4E76-A5E0-C7847E1CF6A9}">
   <ds:schemaRefs>
     <ds:schemaRef ds:uri="http://schemas.microsoft.com/office/2006/metadata/contentType"/>
     <ds:schemaRef ds:uri="http://schemas.microsoft.com/office/2006/metadata/properties/metaAttributes"/>
     <ds:schemaRef ds:uri="http://www.w3.org/2001/XMLSchema"/>
     <ds:schemaRef ds:uri="http://schemas.microsoft.com/office/2006/metadata/properties"/>
-    <ds:schemaRef ds:uri="cb45339b-ced9-4d0d-8f64-77573914d53b"/>
-    <ds:schemaRef ds:uri="43a3ca16-9c26-4813-b83f-4aec9927b43f"/>
+    <ds:schemaRef ds:uri="2b6b437a-5846-4934-ac66-7de06297595b"/>
+    <ds:schemaRef ds:uri="2c0ff4f8-6664-4eb8-8bb0-965f2536cb1b"/>
     <ds:schemaRef ds:uri="http://schemas.microsoft.com/office/2006/documentManagement/types"/>
     <ds:schemaRef ds:uri="http://schemas.microsoft.com/office/infopath/2007/PartnerControls"/>
     <ds:schemaRef ds:uri="http://schemas.openxmlformats.org/package/2006/metadata/core-properties"/>
